--- a/docpac_080910/Unit2Lesson3/Unit2Lesson3.docx
+++ b/docpac_080910/Unit2Lesson3/Unit2Lesson3.docx
@@ -5627,7 +5627,7 @@
           <w:sz w:val="20"/>
           <w:szCs w:val="20"/>
         </w:rPr>
-        <w:t>Week 2/</w:t>
+        <w:t>Unit2Lesson3/</w:t>
       </w:r>
     </w:p>
     <w:p>
